--- a/siglip2/docs/report_prelim_final.docx
+++ b/siglip2/docs/report_prelim_final.docx
@@ -1760,7 +1760,7 @@
               <w:spacing w:after="40" w:line="288" w:lineRule="auto"/>
             </w:pPr>
             <w:r>
-              <w:t>그 위에 ONNX Runtime 정수 커널에 맞춰 그래프를 네 군데 고쳐 속도를 더 올렸다. 패치 임베딩을 포함한 행렬곱 80개가 모두 INT8이다.</w:t>
+              <w:t>대회의 최종 목표인 NPU 이식은 본선 과제지만, 예선 단계에서 이미 같은 모델을 Hailo-10H용 HEF로 컴파일해 실칩(Jetson AGX Orin에 연결)에서 정확도와 지연을 쟀다. Hailo가 공개한 같은 모델의 HEF보다 지연은 9.5% 짧고 test 정확도는 2.73%p 높다(3.3, 부록 B). 잔차·패치 경로까지 모두 8비트로 내린 HEF는 공개 HEF보다 지연이 18.9% 짧으면서 정확도도 여전히 높았다(dev +1.80%p)².</w:t>
             </w:r>
           </w:p>
           <w:p>
@@ -1772,7 +1772,7 @@
               <w:spacing w:after="40" w:line="288" w:lineRule="auto"/>
             </w:pPr>
             <w:r>
-              <w:t>결과는 크기 −74.7%(INT8로 줄일 수 있는 한계 −75%에 거의 닿음), 지연 4스레드 −62.9%·1스레드 −68.0%, 메모리 −63.4%이고, 그러면서도 test 정확도 손실은 0.20%p다. 정확도를 지키는 흔한 방법인 "문제 층만 FP32로 남기기"는 같은 모델에서 dev 손실이 2.36%p였다(5.3).</w:t>
+              <w:t>CPU 제출 모델은 ONNX Runtime 정수 커널에 맞춰 그래프를 네 군데 더 고쳐 속도를 올렸다. 패치 임베딩을 포함한 행렬곱 80개가 모두 INT8이다.</w:t>
             </w:r>
           </w:p>
           <w:p>
@@ -1784,7 +1784,7 @@
               <w:spacing w:after="40" w:line="288" w:lineRule="auto"/>
             </w:pPr>
             <w:r>
-              <w:t>대회의 최종 목표인 NPU 이식은 본선 과제지만, 예선 단계에서 이미 같은 모델을 Hailo-10H용 HEF로 컴파일해 실칩(Jetson AGX Orin에 연결)에서 정확도와 지연을 쟀다. Hailo가 공개한 같은 모델의 HEF보다 지연은 9.5% 짧고 test 정확도는 2.73%p 높다(3.3, 부록 B).</w:t>
+              <w:t>결과는 크기 −74.7%(INT8로 줄일 수 있는 한계 −75%에 거의 닿음), 지연 4스레드 −62.9%·1스레드 −68.0%, 메모리 −63.4%이고, 그러면서도 test 정확도 손실은 0.20%p다. 정확도를 지키는 흔한 방법인 "문제 층만 FP32로 남기기"는 같은 모델에서 dev 손실이 2.36%p였다(5.3).</w:t>
             </w:r>
           </w:p>
           <w:p>
@@ -1813,6 +1813,17 @@
             </w:r>
             <w:r>
               <w:t>를 한 번 실행하면 FP32와 제출 모델의 정확도·코사인 유사도를 바로 비교할 수 있다(9.2 (가), Windows 명령 포함).</w:t>
+            </w:r>
+          </w:p>
+          <w:p>
+            <w:pPr>
+              <w:spacing w:after="40" w:line="288" w:lineRule="auto" w:before="60"/>
+            </w:pPr>
+            <w:r>
+              <w:rPr>
+                <w:sz w:val="18"/>
+              </w:rPr>
+              <w:t>² HEF마다 16비트로 남긴 층이 달라 정확도와 지연이 다르다. 본선 HEF는 정확도를 우선해 잔차를 16비트로 남긴 구성이고(공개 HEF 대비 test +2.73%p, 지연 −9.5%. test는 우리 HEF 중 이것으로만 한 번 쟀다), 모두 8비트인 HEF는 지연을 우선한 비교 구성이다(dev는 FP32 대비 −2.42%p로 본선 HEF보다 0.87%p 낮음, 부록 B.1·B.3).</w:t>
             </w:r>
           </w:p>
           <w:p/>

--- a/siglip2/docs/report_prelim_final.docx
+++ b/siglip2/docs/report_prelim_final.docx
@@ -13311,7 +13311,7 @@
                 <w:sz w:val="15"/>
                 <w:szCs w:val="15"/>
               </w:rPr>
-              <w:t xml:space="preserve"># Windows: .venv\Scripts\activate</w:t>
+              <w:t xml:space="preserve">source .venv/bin/activate          # Windows(Git Bash): source .venv/Scripts/activate</w:t>
             </w:r>
           </w:p>
           <w:p>
@@ -13326,7 +13326,22 @@
                 <w:sz w:val="15"/>
                 <w:szCs w:val="15"/>
               </w:rPr>
-              <w:t xml:space="preserve"># Linux/macOS: source .venv/bin/activate</w:t>
+              <w:t xml:space="preserve">python -m pip install --upgrade pip  # Python 3.11 기본 pip 24.0은 한국어 Windows에서 한글 주석을 못 읽음</w:t>
+            </w:r>
+          </w:p>
+          <w:p>
+            <w:pPr>
+              <w:shd w:val="clear" w:color="auto" w:fill="F3F3F3"/>
+              <w:spacing w:after="0" w:line="240" w:lineRule="auto"/>
+              <w:ind w:left="60"/>
+            </w:pPr>
+            <w:r>
+              <w:rPr>
+                <w:rFonts w:ascii="Consolas" w:hAnsi="Consolas" w:eastAsia="맑은 고딕"/>
+                <w:sz w:val="15"/>
+                <w:szCs w:val="15"/>
+              </w:rPr>
+              <w:t xml:space="preserve">export PYTHONUTF8=1</w:t>
             </w:r>
           </w:p>
           <w:p>
@@ -13573,7 +13588,27 @@
             </w:r>
             <w:r>
               <w:rPr/>
-              <w:t xml:space="preserve">처럼 쓴다.</w:t>
+              <w:t xml:space="preserve">처럼 쓴다(</w:t>
+            </w:r>
+            <w:r>
+              <w:rPr>
+                <w:rFonts w:ascii="Consolas" w:hAnsi="Consolas"/>
+              </w:rPr>
+              <w:t xml:space="preserve">$env:PYTHONUTF8="1"</w:t>
+            </w:r>
+            <w:r>
+              <w:rPr/>
+              <w:t xml:space="preserve"> 포함). 가상환경은 </w:t>
+            </w:r>
+            <w:r>
+              <w:rPr>
+                <w:rFonts w:ascii="Consolas" w:hAnsi="Consolas"/>
+              </w:rPr>
+              <w:t xml:space="preserve">.venv\Scripts\Activate.ps1</w:t>
+            </w:r>
+            <w:r>
+              <w:rPr/>
+              <w:t xml:space="preserve">로 켠다.</w:t>
             </w:r>
           </w:p>
           <w:p>
@@ -15043,6 +15078,19 @@
             <w:r>
               <w:rPr/>
               <w:t xml:space="preserve">dev 캐시 생성에 1~2시간, test 7종에 약 3시간, 디스크 약 20 GB가 필요하다(처음 한 번 Hugging Face 가중치를 받음). GPU는 필요 없고, 빠른 확인은 9.2 (가)로 충분하다.</w:t>
+            </w:r>
+          </w:p>
+          <w:p>
+            <w:pPr>
+              <w:numPr>
+                <w:ilvl w:val="0"/>
+                <w:numId w:val="108"/>
+              </w:numPr>
+              <w:spacing w:after="40" w:line="288" w:lineRule="auto"/>
+            </w:pPr>
+            <w:r>
+              <w:rPr/>
+              <w:t xml:space="preserve">메모리는 스크립트가 MiB로 출력하고(FP32 453.95 → 제출 모델 166.35 MiB) 보고서에는 MB(= MiB × 1.048576, 476.0 → 174.4)로 적었다. 변화율(−63.4%)은 같다.</w:t>
             </w:r>
           </w:p>
           <w:p/>

--- a/siglip2/docs/report_prelim_final.docx
+++ b/siglip2/docs/report_prelim_final.docx
@@ -10431,7 +10431,7 @@
       <w:r>
         <w:drawing>
           <wp:inline distT="0" distB="0" distL="0" distR="0">
-            <wp:extent cx="4229100" cy="2053683"/>
+            <wp:extent cx="4883912" cy="2136712"/>
             <wp:docPr id="3" name="Figure 3"/>
             <wp:cNvGraphicFramePr>
               <a:graphicFrameLocks xmlns:a="http://schemas.openxmlformats.org/drawingml/2006/main" noChangeAspect="1"/>
@@ -10440,7 +10440,7 @@
               <a:graphicData uri="http://schemas.openxmlformats.org/drawingml/2006/picture">
                 <pic:pic xmlns:pic="http://schemas.openxmlformats.org/drawingml/2006/picture">
                   <pic:nvPicPr>
-                    <pic:cNvPr id="3" name="F3_paper.png"/>
+                    <pic:cNvPr id="3" name="F3s_speed_paper.png"/>
                     <pic:cNvPicPr/>
                   </pic:nvPicPr>
                   <pic:blipFill>
@@ -10452,7 +10452,7 @@
                   <pic:spPr>
                     <a:xfrm>
                       <a:off x="0" y="0"/>
-                      <a:ext cx="4229100" cy="2053683"/>
+                      <a:ext cx="4883912" cy="2136712"/>
                     </a:xfrm>
                     <a:prstGeom prst="rect">
                       <a:avLst/>
@@ -10476,7 +10476,7 @@
           <w:sz w:val="17"/>
           <w:szCs w:val="17"/>
         </w:rPr>
-        <w:t xml:space="preserve">그림 3. 제출 모델의 FP32 대비 감소율 (i7 노트북, FP32와 같은 실행에서 번갈아 측정). 막대 = 대표값, 빈 점 = 같은 모델의 다른 실행</w:t>
+        <w:t xml:space="preserve">그림 3. 원본 FP32와 제출 모델의 (a) 배치 1 지연과 (b) 처리량 (i7 노트북, FP32와 같은 실행에서 번갈아 측정, 세션 중앙값). 감소율은 6.5 표와 같이 세션별 비율의 중앙값이다</w:t>
       </w:r>
     </w:p>
     <w:p>
